--- a/rapports/2026-06-06/EQ16/EQ16_sup_v2/DR_051101000004/27-54-44-38.docx
+++ b/rapports/2026-06-06/EQ16/EQ16_sup_v2/DR_051101000004/27-54-44-38.docx
@@ -297,7 +297,7 @@
           <w:color w:val="1F6FEB"/>
           <w:sz w:val="22"/>
         </w:rPr>
-        <w:t>⚠ INCOHÉRENCES À CORRIGER (59)</w:t>
+        <w:t>⚠ INCOHÉRENCES À CORRIGER (56)</w:t>
       </w:r>
     </w:p>
     <w:tbl>
@@ -1598,7 +1598,7 @@
                 <w:i w:val="0"/>
                 <w:sz w:val="16"/>
               </w:rPr>
-              <w:t>S02</w:t>
+              <w:t>S13</w:t>
               <w:br/>
             </w:r>
             <w:r>
@@ -1608,7 +1608,7 @@
                 <w:color w:val="64748B"/>
                 <w:sz w:val="14"/>
               </w:rPr>
-              <w:t>Éducation</w:t>
+              <w:t>Transferts</w:t>
             </w:r>
           </w:p>
         </w:tc>
@@ -1624,7 +1624,7 @@
                 <w:color w:val="16A34A"/>
                 <w:sz w:val="16"/>
               </w:rPr>
-              <w:t>—</w:t>
+              <w:t>s00q27, s01q00a, s01q12, s01q13, s02q04, s03q11, s03q12, s01q01</w:t>
             </w:r>
           </w:p>
         </w:tc>
@@ -1655,7 +1655,7 @@
                 <w:i w:val="0"/>
                 <w:sz w:val="17"/>
               </w:rPr>
-              <w:t>Incohérence!!! seulement les écoles privées paient les frais de scolarité (y compris les frais d'inscription).</w:t>
+              <w:t>L'âge du béneficiaire d'argent dans la section 13b (Transfert emis) semble incoherent voir élévé, prière de verifier ou corriger.</w:t>
             </w:r>
           </w:p>
         </w:tc>
@@ -1670,10 +1670,10 @@
               <w:rPr>
                 <w:b/>
                 <w:i w:val="0"/>
-                <w:color w:val="DC2626"/>
+                <w:color w:val="EA580C"/>
                 <w:sz w:val="16"/>
               </w:rPr>
-              <w:t>Haute</w:t>
+              <w:t>Moyenne</w:t>
             </w:r>
           </w:p>
         </w:tc>
@@ -1688,7 +1688,7 @@
                 <w:i w:val="0"/>
                 <w:sz w:val="16"/>
               </w:rPr>
-              <w:t>S13</w:t>
+              <w:t>S00</w:t>
               <w:br/>
             </w:r>
             <w:r>
@@ -1698,7 +1698,7 @@
                 <w:color w:val="64748B"/>
                 <w:sz w:val="14"/>
               </w:rPr>
-              <w:t>Transferts</w:t>
+              <w:t>Identification</w:t>
             </w:r>
           </w:p>
         </w:tc>
@@ -1714,7 +1714,7 @@
                 <w:color w:val="16A34A"/>
                 <w:sz w:val="16"/>
               </w:rPr>
-              <w:t>s00q27, s01q00a, s01q12, s01q13, s02q04, s03q11, s03q12, s01q01</w:t>
+              <w:t>—</w:t>
             </w:r>
           </w:p>
         </w:tc>
@@ -1745,7 +1745,7 @@
                 <w:i w:val="0"/>
                 <w:sz w:val="17"/>
               </w:rPr>
-              <w:t>L'âge du béneficiaire d'argent dans la section 13b (Transfert emis) semble incoherent voir élévé, prière de verifier ou corriger.</w:t>
+              <w:t>L'adresse ou la localisation du ménage doit être bien renseignée, ne doit pas contenir des numéros de téléphone et elle semble courte pour être une adresse.</w:t>
             </w:r>
           </w:p>
         </w:tc>
@@ -1804,7 +1804,7 @@
                 <w:color w:val="16A34A"/>
                 <w:sz w:val="16"/>
               </w:rPr>
-              <w:t>—</w:t>
+              <w:t>s00q14, s00q16, s00q18</w:t>
             </w:r>
           </w:p>
         </w:tc>
@@ -1835,7 +1835,7 @@
                 <w:i w:val="0"/>
                 <w:sz w:val="17"/>
               </w:rPr>
-              <w:t>L'adresse ou la localisation du ménage doit être bien renseignée, ne doit pas contenir des numéros de téléphone et elle semble courte pour être une adresse.</w:t>
+              <w:t>Prière de renseigner la bonne adresse.Attention! Veillez bien renseigner les contacts dans les questions de 0.14 ou 0.16 ou 0.18.</w:t>
             </w:r>
           </w:p>
         </w:tc>
@@ -1868,7 +1868,7 @@
                 <w:i w:val="0"/>
                 <w:sz w:val="16"/>
               </w:rPr>
-              <w:t>S00</w:t>
+              <w:t>S01</w:t>
               <w:br/>
             </w:r>
             <w:r>
@@ -1878,7 +1878,7 @@
                 <w:color w:val="64748B"/>
                 <w:sz w:val="14"/>
               </w:rPr>
-              <w:t>Identification</w:t>
+              <w:t>Démographie</w:t>
             </w:r>
           </w:p>
         </w:tc>
@@ -1894,7 +1894,7 @@
                 <w:color w:val="16A34A"/>
                 <w:sz w:val="16"/>
               </w:rPr>
-              <w:t>s00q14, s00q16, s00q18</w:t>
+              <w:t>—</w:t>
             </w:r>
           </w:p>
         </w:tc>
@@ -1925,7 +1925,7 @@
                 <w:i w:val="0"/>
                 <w:sz w:val="17"/>
               </w:rPr>
-              <w:t>Prière de renseigner la bonne adresse.Attention! Veillez bien renseigner les contacts dans les questions de 0.14 ou 0.16 ou 0.18.</w:t>
+              <w:t>Prière de verifier l'information donnée par Elimane Traore ou corriger au niveau de la section 1.</w:t>
             </w:r>
           </w:p>
         </w:tc>
@@ -2015,7 +2015,7 @@
                 <w:i w:val="0"/>
                 <w:sz w:val="17"/>
               </w:rPr>
-              <w:t>Prière de verifier l'information donnée par Elimane Traore ou corriger au niveau de la section 1.</w:t>
+              <w:t>Prière de verifier l'information donnée par khadijatou Traore ou corriger au niveau de la section 1.</w:t>
             </w:r>
           </w:p>
         </w:tc>
@@ -2105,7 +2105,7 @@
                 <w:i w:val="0"/>
                 <w:sz w:val="17"/>
               </w:rPr>
-              <w:t>Prière de verifier l'information donnée par khadijatou Traore ou corriger au niveau de la section 1.</w:t>
+              <w:t>Prière de verifier l'information donnée par khoudjedj Traore ou corriger au niveau de la section 1.</w:t>
             </w:r>
           </w:p>
         </w:tc>
@@ -2195,7 +2195,7 @@
                 <w:i w:val="0"/>
                 <w:sz w:val="17"/>
               </w:rPr>
-              <w:t>Prière de verifier l'information donnée par khoudjedj Traore ou corriger au niveau de la section 1.</w:t>
+              <w:t>Prière de verifier l'information donnée par souleymane  Traore ou corriger au niveau de la section 1.</w:t>
             </w:r>
           </w:p>
         </w:tc>
@@ -2228,7 +2228,7 @@
                 <w:i w:val="0"/>
                 <w:sz w:val="16"/>
               </w:rPr>
-              <w:t>S01</w:t>
+              <w:t>S02</w:t>
               <w:br/>
             </w:r>
             <w:r>
@@ -2238,7 +2238,7 @@
                 <w:color w:val="64748B"/>
                 <w:sz w:val="14"/>
               </w:rPr>
-              <w:t>Démographie</w:t>
+              <w:t>Éducation</w:t>
             </w:r>
           </w:p>
         </w:tc>
@@ -2285,7 +2285,7 @@
                 <w:i w:val="0"/>
                 <w:sz w:val="17"/>
               </w:rPr>
-              <w:t>Prière de verifier l'information donnée par souleymane  Traore ou corriger au niveau de la section 1.</w:t>
+              <w:t>Attention ! Le frais de scolarité (35000 Fcfa) de khadijatou Traore en 2ème année de Primaire est relativement élevé par rapport aux autres frais de scolarités observés dans cette zone.</w:t>
             </w:r>
           </w:p>
         </w:tc>
@@ -2375,7 +2375,7 @@
                 <w:i w:val="0"/>
                 <w:sz w:val="17"/>
               </w:rPr>
-              <w:t>veuillez, s'il vous plait, confirmer les frais de scolarité ( 1500 FCFA) payée de Elimane Traore avec le QG ou apporter les corrections nécessaires.</w:t>
+              <w:t>Prière de corriger ou de confirmer avec le QG.</w:t>
             </w:r>
           </w:p>
         </w:tc>
@@ -2408,7 +2408,7 @@
                 <w:i w:val="0"/>
                 <w:sz w:val="16"/>
               </w:rPr>
-              <w:t>S02</w:t>
+              <w:t>S07</w:t>
               <w:br/>
             </w:r>
             <w:r>
@@ -2418,7 +2418,7 @@
                 <w:color w:val="64748B"/>
                 <w:sz w:val="14"/>
               </w:rPr>
-              <w:t>Éducation</w:t>
+              <w:t>Consommation alimentaire</w:t>
             </w:r>
           </w:p>
         </w:tc>
@@ -2465,7 +2465,7 @@
                 <w:i w:val="0"/>
                 <w:sz w:val="17"/>
               </w:rPr>
-              <w:t>Attention ! Le frais de scolarité (35000 Fcfa) de khadijatou Traore en 2ème année de Primaire est relativement élevé par rapport aux autres frais de scolarités observés dans cette zone.</w:t>
+              <w:t>Prière de corriger ou de confirmer avec le QG.</w:t>
             </w:r>
           </w:p>
         </w:tc>
@@ -2498,7 +2498,7 @@
                 <w:i w:val="0"/>
                 <w:sz w:val="16"/>
               </w:rPr>
-              <w:t>S02</w:t>
+              <w:t>S09</w:t>
               <w:br/>
             </w:r>
             <w:r>
@@ -2508,7 +2508,7 @@
                 <w:color w:val="64748B"/>
                 <w:sz w:val="14"/>
               </w:rPr>
-              <w:t>Éducation</w:t>
+              <w:t>Dépenses non alimentaires</w:t>
             </w:r>
           </w:p>
         </w:tc>
@@ -2555,7 +2555,7 @@
                 <w:i w:val="0"/>
                 <w:sz w:val="17"/>
               </w:rPr>
-              <w:t>Prière de corriger ou de confirmer avec le QG.</w:t>
+              <w:t>Attention ! La dépense du ménage de ABDOULAYE TRAORE (12500 Fcfa) au cours de 30 derniers jours de Frais de blanchiment des vêtements, linge, etc.</w:t>
             </w:r>
           </w:p>
         </w:tc>
@@ -2588,7 +2588,7 @@
                 <w:i w:val="0"/>
                 <w:sz w:val="16"/>
               </w:rPr>
-              <w:t>S07</w:t>
+              <w:t>S09</w:t>
               <w:br/>
             </w:r>
             <w:r>
@@ -2598,7 +2598,7 @@
                 <w:color w:val="64748B"/>
                 <w:sz w:val="14"/>
               </w:rPr>
-              <w:t>Consommation alimentaire</w:t>
+              <w:t>Dépenses non alimentaires</w:t>
             </w:r>
           </w:p>
         </w:tc>
@@ -2645,7 +2645,7 @@
                 <w:i w:val="0"/>
                 <w:sz w:val="17"/>
               </w:rPr>
-              <w:t>Prière de corriger ou de confirmer avec le QG.</w:t>
+              <w:t>(Pressing) est relativement élevé.</w:t>
             </w:r>
           </w:p>
         </w:tc>
@@ -2735,7 +2735,7 @@
                 <w:i w:val="0"/>
                 <w:sz w:val="17"/>
               </w:rPr>
-              <w:t>Attention ! La dépense du ménage de ABDOULAYE TRAORE (12500 Fcfa) au cours de 30 derniers jours de Frais de blanchiment des vêtements, linge, etc.</w:t>
+              <w:t>Prière de corriger ou de confirmer avec le QG.</w:t>
             </w:r>
           </w:p>
         </w:tc>
@@ -2825,7 +2825,7 @@
                 <w:i w:val="0"/>
                 <w:sz w:val="17"/>
               </w:rPr>
-              <w:t>(Pressing) est relativement élevé.</w:t>
+              <w:t>Attention ! La dépense du ménage de ABDOULAYE TRAORE (1500 Fcfa) au cours de 30 derniers jours de Autres produits de toilettes (rasoir, coton, crème/mousse à raser etc.) est relativement élevé.</w:t>
             </w:r>
           </w:p>
         </w:tc>
@@ -2915,7 +2915,7 @@
                 <w:i w:val="0"/>
                 <w:sz w:val="17"/>
               </w:rPr>
-              <w:t>Prière de corriger ou de confirmer avec le QG.</w:t>
+              <w:t>Attention ! La dépense du ménage de ABDOULAYE TRAORE (6000 Fcfa) au cours de 30 derniers jours de Frais de ramassage des ordures ménagères est relativement élevé.</w:t>
             </w:r>
           </w:p>
         </w:tc>
@@ -3005,7 +3005,7 @@
                 <w:i w:val="0"/>
                 <w:sz w:val="17"/>
               </w:rPr>
-              <w:t>Attention ! La dépense du ménage de ABDOULAYE TRAORE (1500 Fcfa) au cours de 30 derniers jours de Autres produits de toilettes (rasoir, coton, crème/mousse à raser etc.) est relativement élevé.</w:t>
+              <w:t>Attention ! La dépense du ménage de ABDOULAYE TRAORE (7000 Fcfa) au cours de 30 derniers jours de Bois de chauffe acheté est relativement élevé.</w:t>
             </w:r>
           </w:p>
         </w:tc>
@@ -3095,7 +3095,7 @@
                 <w:i w:val="0"/>
                 <w:sz w:val="17"/>
               </w:rPr>
-              <w:t>Attention ! La dépense du ménage de ABDOULAYE TRAORE (6000 Fcfa) au cours de 30 derniers jours de Frais de ramassage des ordures ménagères est relativement élevé.</w:t>
+              <w:t>Attention ! La dépense du ménage de ABDOULAYE TRAORE (6800 Fcfa) au cours de 3 derniers mois de Aliments, frais d'entretien, frais de vétérinaire des animaux de compagnie (chiens, chats, etc.</w:t>
             </w:r>
           </w:p>
         </w:tc>
@@ -3185,7 +3185,7 @@
                 <w:i w:val="0"/>
                 <w:sz w:val="17"/>
               </w:rPr>
-              <w:t>Attention ! La dépense du ménage de ABDOULAYE TRAORE (7000 Fcfa) au cours de 30 derniers jours de Bois de chauffe acheté est relativement élevé.</w:t>
+              <w:t>) est relativement élevé.</w:t>
             </w:r>
           </w:p>
         </w:tc>
@@ -3275,7 +3275,7 @@
                 <w:i w:val="0"/>
                 <w:sz w:val="17"/>
               </w:rPr>
-              <w:t>Attention ! La dépense du ménage de ABDOULAYE TRAORE (6800 Fcfa) au cours de 3 derniers mois de Aliments, frais d'entretien, frais de vétérinaire des animaux de compagnie (chiens, chats, etc.</w:t>
+              <w:t>Prière de corriger ou de confirmer avec le QG.</w:t>
             </w:r>
           </w:p>
         </w:tc>
@@ -3365,7 +3365,7 @@
                 <w:i w:val="0"/>
                 <w:sz w:val="17"/>
               </w:rPr>
-              <w:t>) est relativement élevé.</w:t>
+              <w:t>Peu plausible! le montant de la dépense (300 Fcfa) pour Médicaments achetés en pharmacie sans ordonnance: alcool, pansements, paracétamol, médicaments les affections courantes (paludisme, toux, rhume, diarrhée/disenterie, vers intestinaux, etc.</w:t>
             </w:r>
           </w:p>
         </w:tc>
@@ -3455,7 +3455,7 @@
                 <w:i w:val="0"/>
                 <w:sz w:val="17"/>
               </w:rPr>
-              <w:t>Prière de corriger ou de confirmer avec le QG.</w:t>
+              <w:t>) semble trop faible.</w:t>
             </w:r>
           </w:p>
         </w:tc>
@@ -3545,7 +3545,7 @@
                 <w:i w:val="0"/>
                 <w:sz w:val="17"/>
               </w:rPr>
-              <w:t>Peu plausible! le montant de la dépense (300 Fcfa) pour Médicaments achetés en pharmacie sans ordonnance: alcool, pansements, paracétamol, médicaments les affections courantes (paludisme, toux, rhume, diarrhée/disenterie, vers intestinaux, etc.</w:t>
+              <w:t>Veuillez, s'il vous plaît, confirmer cette information avec le QG ou la corriger.</w:t>
             </w:r>
           </w:p>
         </w:tc>
@@ -3635,7 +3635,7 @@
                 <w:i w:val="0"/>
                 <w:sz w:val="17"/>
               </w:rPr>
-              <w:t>) semble trop faible.</w:t>
+              <w:t>Peu plausible! le montant de la dépense (400 Fcfa) pour Services de réparation et d'entretien (vidange, graissage, gonflage de pneu etc.</w:t>
             </w:r>
           </w:p>
         </w:tc>
@@ -3725,7 +3725,7 @@
                 <w:i w:val="0"/>
                 <w:sz w:val="17"/>
               </w:rPr>
-              <w:t>Veuillez, s'il vous plaît, confirmer cette information avec le QG ou la corriger.</w:t>
+              <w:t>) de moyens de transport personnel (voitures, motos, bicyclette, etc.</w:t>
             </w:r>
           </w:p>
         </w:tc>
@@ -3815,7 +3815,7 @@
                 <w:i w:val="0"/>
                 <w:sz w:val="17"/>
               </w:rPr>
-              <w:t>Peu plausible! le montant de la dépense (400 Fcfa) pour Services de réparation et d'entretien (vidange, graissage, gonflage de pneu etc.</w:t>
+              <w:t>Attention ! La dépense du ménage de ABDOULAYE TRAORE (400 Fcfa) au cours de 3 derniers mois de Services de réparation et d'entretien (vidange, graissage, gonflage de pneu etc.</w:t>
             </w:r>
           </w:p>
         </w:tc>
@@ -3848,7 +3848,7 @@
                 <w:i w:val="0"/>
                 <w:sz w:val="16"/>
               </w:rPr>
-              <w:t>S09</w:t>
+              <w:t>S11</w:t>
               <w:br/>
             </w:r>
             <w:r>
@@ -3858,7 +3858,7 @@
                 <w:color w:val="64748B"/>
                 <w:sz w:val="14"/>
               </w:rPr>
-              <w:t>Dépenses non alimentaires</w:t>
+              <w:t>Logement / cadre de vie</w:t>
             </w:r>
           </w:p>
         </w:tc>
@@ -3905,7 +3905,7 @@
                 <w:i w:val="0"/>
                 <w:sz w:val="17"/>
               </w:rPr>
-              <w:t>) de moyens de transport personnel (voitures, motos, bicyclette, etc.</w:t>
+              <w:t>Attention!!! Les ménages vivants dans un(e) Maison Basse à TAMBACOUNDA Urbain ont généralement comme principal matériau de revêtement du sol du logement le/la Ciment/Béton, mais celui du ménage de ABDOULAYE TRAORE (Terre battue/Sable) diffère de celui-ci.</w:t>
             </w:r>
           </w:p>
         </w:tc>
@@ -3938,7 +3938,7 @@
                 <w:i w:val="0"/>
                 <w:sz w:val="16"/>
               </w:rPr>
-              <w:t>S09</w:t>
+              <w:t>S11</w:t>
               <w:br/>
             </w:r>
             <w:r>
@@ -3948,7 +3948,7 @@
                 <w:color w:val="64748B"/>
                 <w:sz w:val="14"/>
               </w:rPr>
-              <w:t>Dépenses non alimentaires</w:t>
+              <w:t>Logement / cadre de vie</w:t>
             </w:r>
           </w:p>
         </w:tc>
@@ -3995,7 +3995,7 @@
                 <w:i w:val="0"/>
                 <w:sz w:val="17"/>
               </w:rPr>
-              <w:t>Attention ! La dépense du ménage de ABDOULAYE TRAORE (400 Fcfa) au cours de 3 derniers mois de Services de réparation et d'entretien (vidange, graissage, gonflage de pneu etc.</w:t>
+              <w:t>Prière de vérifier pour être sûr que vous avez choisi les bonnes modalités des questions 11.01 et 11.19.</w:t>
             </w:r>
           </w:p>
         </w:tc>
@@ -4085,277 +4085,7 @@
                 <w:i w:val="0"/>
                 <w:sz w:val="17"/>
               </w:rPr>
-              <w:t>Attention!!! Les ménages vivants dans un(e) Maison Basse à TAMBACOUNDA Urbain ont généralement comme principal matériau de revêtement du sol du logement le/la Ciment/Béton, mais celui du ménage de ABDOULAYE TRAORE (Terre battue/Sable) diffère de celui-ci.</w:t>
-            </w:r>
-          </w:p>
-        </w:tc>
-      </w:tr>
-      <w:tr>
-        <w:tc>
-          <w:tcPr>
-            <w:tcW w:type="dxa" w:w="964"/>
-          </w:tcPr>
-          <w:p>
-            <w:r>
-              <w:rPr>
-                <w:b/>
-                <w:i w:val="0"/>
-                <w:color w:val="EA580C"/>
-                <w:sz w:val="16"/>
-              </w:rPr>
-              <w:t>Moyenne</w:t>
-            </w:r>
-          </w:p>
-        </w:tc>
-        <w:tc>
-          <w:tcPr>
-            <w:tcW w:type="dxa" w:w="1247"/>
-          </w:tcPr>
-          <w:p>
-            <w:r>
-              <w:rPr>
-                <w:b/>
-                <w:i w:val="0"/>
-                <w:sz w:val="16"/>
-              </w:rPr>
-              <w:t>S11</w:t>
-              <w:br/>
-            </w:r>
-            <w:r>
-              <w:rPr>
-                <w:b w:val="0"/>
-                <w:i w:val="0"/>
-                <w:color w:val="64748B"/>
-                <w:sz w:val="14"/>
-              </w:rPr>
-              <w:t>Logement / cadre de vie</w:t>
-            </w:r>
-          </w:p>
-        </w:tc>
-        <w:tc>
-          <w:tcPr>
-            <w:tcW w:type="dxa" w:w="1531"/>
-          </w:tcPr>
-          <w:p>
-            <w:r>
-              <w:rPr>
-                <w:b/>
-                <w:i w:val="0"/>
-                <w:color w:val="16A34A"/>
-                <w:sz w:val="16"/>
-              </w:rPr>
-              <w:t>—</w:t>
-            </w:r>
-          </w:p>
-        </w:tc>
-        <w:tc>
-          <w:tcPr>
-            <w:tcW w:type="dxa" w:w="1191"/>
-          </w:tcPr>
-          <w:p>
-            <w:r>
-              <w:rPr>
-                <w:b w:val="0"/>
-                <w:i w:val="0"/>
-                <w:color w:val="64748B"/>
-                <w:sz w:val="16"/>
-              </w:rPr>
-              <w:t>GT-CQ</w:t>
-            </w:r>
-          </w:p>
-        </w:tc>
-        <w:tc>
-          <w:tcPr>
-            <w:tcW w:type="dxa" w:w="4706"/>
-          </w:tcPr>
-          <w:p>
-            <w:r>
-              <w:rPr>
-                <w:b w:val="0"/>
-                <w:i w:val="0"/>
-                <w:sz w:val="17"/>
-              </w:rPr>
-              <w:t>Prière de vérifier pour être sûr que vous avez choisi les bonnes modalités des questions 11.01 et 11.19.</w:t>
-            </w:r>
-          </w:p>
-        </w:tc>
-      </w:tr>
-      <w:tr>
-        <w:tc>
-          <w:tcPr>
-            <w:tcW w:type="dxa" w:w="964"/>
-          </w:tcPr>
-          <w:p>
-            <w:r>
-              <w:rPr>
-                <w:b/>
-                <w:i w:val="0"/>
-                <w:color w:val="EA580C"/>
-                <w:sz w:val="16"/>
-              </w:rPr>
-              <w:t>Moyenne</w:t>
-            </w:r>
-          </w:p>
-        </w:tc>
-        <w:tc>
-          <w:tcPr>
-            <w:tcW w:type="dxa" w:w="1247"/>
-          </w:tcPr>
-          <w:p>
-            <w:r>
-              <w:rPr>
-                <w:b/>
-                <w:i w:val="0"/>
-                <w:sz w:val="16"/>
-              </w:rPr>
-              <w:t>S11</w:t>
-              <w:br/>
-            </w:r>
-            <w:r>
-              <w:rPr>
-                <w:b w:val="0"/>
-                <w:i w:val="0"/>
-                <w:color w:val="64748B"/>
-                <w:sz w:val="14"/>
-              </w:rPr>
-              <w:t>Logement / cadre de vie</w:t>
-            </w:r>
-          </w:p>
-        </w:tc>
-        <w:tc>
-          <w:tcPr>
-            <w:tcW w:type="dxa" w:w="1531"/>
-          </w:tcPr>
-          <w:p>
-            <w:r>
-              <w:rPr>
-                <w:b/>
-                <w:i w:val="0"/>
-                <w:color w:val="16A34A"/>
-                <w:sz w:val="16"/>
-              </w:rPr>
-              <w:t>—</w:t>
-            </w:r>
-          </w:p>
-        </w:tc>
-        <w:tc>
-          <w:tcPr>
-            <w:tcW w:type="dxa" w:w="1191"/>
-          </w:tcPr>
-          <w:p>
-            <w:r>
-              <w:rPr>
-                <w:b w:val="0"/>
-                <w:i w:val="0"/>
-                <w:color w:val="64748B"/>
-                <w:sz w:val="16"/>
-              </w:rPr>
-              <w:t>GT-CQ</w:t>
-            </w:r>
-          </w:p>
-        </w:tc>
-        <w:tc>
-          <w:tcPr>
-            <w:tcW w:type="dxa" w:w="4706"/>
-          </w:tcPr>
-          <w:p>
-            <w:r>
-              <w:rPr>
-                <w:b w:val="0"/>
-                <w:i w:val="0"/>
-                <w:sz w:val="17"/>
-              </w:rPr>
               <w:t>Merci de ne pas corriger si vous êtes sûr de celui donné par le ménage et observé par vous.</w:t>
-            </w:r>
-          </w:p>
-        </w:tc>
-      </w:tr>
-      <w:tr>
-        <w:tc>
-          <w:tcPr>
-            <w:tcW w:type="dxa" w:w="964"/>
-          </w:tcPr>
-          <w:p>
-            <w:r>
-              <w:rPr>
-                <w:b/>
-                <w:i w:val="0"/>
-                <w:color w:val="EA580C"/>
-                <w:sz w:val="16"/>
-              </w:rPr>
-              <w:t>Moyenne</w:t>
-            </w:r>
-          </w:p>
-        </w:tc>
-        <w:tc>
-          <w:tcPr>
-            <w:tcW w:type="dxa" w:w="1247"/>
-          </w:tcPr>
-          <w:p>
-            <w:r>
-              <w:rPr>
-                <w:b/>
-                <w:i w:val="0"/>
-                <w:sz w:val="16"/>
-              </w:rPr>
-              <w:t>S13</w:t>
-              <w:br/>
-            </w:r>
-            <w:r>
-              <w:rPr>
-                <w:b w:val="0"/>
-                <w:i w:val="0"/>
-                <w:color w:val="64748B"/>
-                <w:sz w:val="14"/>
-              </w:rPr>
-              <w:t>Transferts</w:t>
-            </w:r>
-          </w:p>
-        </w:tc>
-        <w:tc>
-          <w:tcPr>
-            <w:tcW w:type="dxa" w:w="1531"/>
-          </w:tcPr>
-          <w:p>
-            <w:r>
-              <w:rPr>
-                <w:b/>
-                <w:i w:val="0"/>
-                <w:color w:val="16A34A"/>
-                <w:sz w:val="16"/>
-              </w:rPr>
-              <w:t>s00q07a, s00q08, s00q10, s00q13_0, s00q15_0, s00q17_0, s00q23a, s00q23b</w:t>
-            </w:r>
-          </w:p>
-        </w:tc>
-        <w:tc>
-          <w:tcPr>
-            <w:tcW w:type="dxa" w:w="1191"/>
-          </w:tcPr>
-          <w:p>
-            <w:r>
-              <w:rPr>
-                <w:b w:val="0"/>
-                <w:i w:val="0"/>
-                <w:color w:val="64748B"/>
-                <w:sz w:val="16"/>
-              </w:rPr>
-              <w:t>GT-CQ</w:t>
-            </w:r>
-          </w:p>
-        </w:tc>
-        <w:tc>
-          <w:tcPr>
-            <w:tcW w:type="dxa" w:w="4706"/>
-          </w:tcPr>
-          <w:p>
-            <w:r>
-              <w:rPr>
-                <w:b w:val="0"/>
-                <w:i w:val="0"/>
-                <w:sz w:val="17"/>
-              </w:rPr>
-              <w:t>L'enquêteur prière de fournir d'effort pour avoir le niveau d'étude et l'âge de celui qui a béneficié de l'argent dans la section 13b (Transfert emis).</w:t>
             </w:r>
           </w:p>
         </w:tc>
